--- a/1952.6/1952年6月13日，与周恩来的谈话__LLM初注.docx
+++ b/1952.6/1952年6月13日，与周恩来的谈话__LLM初注.docx
@@ -163,8 +163,13 @@
       </w:r>
     </w:p>
     <w:p>
+      <w:commentRangeStart w:id="0"/>
       <w:r>
         <w:t>1. 【需核】本谈话的完整上下文（毛泽东是在什么场合、就哪家工商户的分类问题说这番话的）需要核查。</w:t>
+      </w:r>
+      <w:commentRangeEnd w:id="0"/>
+      <w:r>
+        <w:commentReference w:id="0"/>
       </w:r>
     </w:p>
     <w:sectPr>
@@ -180,6 +185,18 @@
     </w:sectPr>
   </w:body>
 </w:document>
+</file>
+
+<file path=word/comments.xml><?xml version="1.0" encoding="utf-8"?>
+<w:comments xmlns:w="http://schemas.openxmlformats.org/wordprocessingml/2006/main">
+  <w:comment w:id="0" w:author="LLM初注待核" w:date="2026-07-05T15:07:28Z">
+    <w:p>
+      <w:r>
+        <w:t>【需核】本谈话的完整上下文（毛泽东是在什么场合、就哪家工商户的分类问题说这番话的）需要核查。</w:t>
+      </w:r>
+    </w:p>
+  </w:comment>
+</w:comments>
 </file>
 
 <file path=word/footer1.xml><?xml version="1.0" encoding="utf-8"?>

--- a/1952.6/1952年6月13日，与周恩来的谈话__LLM初注.docx
+++ b/1952.6/1952年6月13日，与周恩来的谈话__LLM初注.docx
@@ -169,6 +169,9 @@
       </w:r>
       <w:commentRangeEnd w:id="0"/>
       <w:r>
+        <w:rPr>
+          <w:rStyle w:val="CommentReference"/>
+        </w:rPr>
         <w:commentReference w:id="0"/>
       </w:r>
     </w:p>
@@ -191,6 +194,9 @@
 <w:comments xmlns:w="http://schemas.openxmlformats.org/wordprocessingml/2006/main">
   <w:comment w:id="0" w:author="LLM初注待核" w:date="2026-07-05T15:07:28Z">
     <w:p>
+      <w:pPr>
+        <w:pStyle w:val="CommentText"/>
+      </w:pPr>
       <w:r>
         <w:t>【需核】本谈话的完整上下文（毛泽东是在什么场合、就哪家工商户的分类问题说这番话的）需要核查。</w:t>
       </w:r>

--- a/1952.6/1952年6月13日，与周恩来的谈话__LLM初注.docx
+++ b/1952.6/1952年6月13日，与周恩来的谈话__LLM初注.docx
@@ -51,13 +51,16 @@
       </w:r>
       <w:r>
         <w:rPr>
+          <w:rStyle w:val="FootnoteReference"/>
           <w:rFonts w:hint="eastAsia" w:ascii="仿宋" w:hAnsi="仿宋" w:eastAsia="仿宋" w:cs="仿宋"/>
           <w:sz w:val="36"/>
           <w:szCs w:val="36"/>
           <w:vertAlign w:val="superscript"/>
           <w:lang w:val="en-US" w:eastAsia="zh-CN"/>
         </w:rPr>
+        <w:t>[</w:t>
         <w:footnoteReference w:id="0"/>
+        <w:t>]</w:t>
       </w:r>
       <w:r>
         <w:rPr>
@@ -140,11 +143,18 @@
       <w:r>
         <w:rPr>
           <w:rStyle w:val="FootnoteReference"/>
-        </w:rPr>
+          <w:vertAlign w:val="superscript"/>
+        </w:rPr>
+        <w:t>[</w:t>
         <w:footnoteReference w:id="4"/>
-      </w:r>
-      <w:r>
-        <w:rPr/>
+        <w:t>]</w:t>
+      </w:r>
+      <w:r>
+        <w:rPr>
+          <w:rFonts w:hint="eastAsia" w:ascii="仿宋" w:hAnsi="仿宋" w:eastAsia="仿宋"/>
+          <w:sz w:val="32"/>
+          <w:szCs w:val="32"/>
+        </w:rPr>
         <w:t xml:space="preserve">。</w:t>
       </w:r>
     </w:p>

--- a/1952.6/1952年6月13日，与周恩来的谈话__LLM初注.docx
+++ b/1952.6/1952年6月13日，与周恩来的谈话__LLM初注.docx
@@ -41,36 +41,19 @@
       <w:bookmarkEnd w:id="0"/>
       <w:r>
         <w:rPr>
-          <w:rFonts w:hint="eastAsia" w:ascii="仿宋" w:hAnsi="仿宋" w:eastAsia="仿宋" w:cs="仿宋"/>
-          <w:sz w:val="36"/>
-          <w:szCs w:val="36"/>
+          <w:rStyle w:val="FootnoteReference"/>
           <w:vertAlign w:val="superscript"/>
-          <w:lang w:val="en-US" w:eastAsia="zh-CN"/>
-        </w:rPr>
-        <w:t>[</w:t>
+        </w:rPr>
+        <w:t>[1]</w:t>
       </w:r>
       <w:r>
         <w:rPr>
           <w:rStyle w:val="FootnoteReference"/>
-          <w:rFonts w:hint="eastAsia" w:ascii="仿宋" w:hAnsi="仿宋" w:eastAsia="仿宋" w:cs="仿宋"/>
-          <w:sz w:val="36"/>
-          <w:szCs w:val="36"/>
           <w:vertAlign w:val="superscript"/>
-          <w:lang w:val="en-US" w:eastAsia="zh-CN"/>
-        </w:rPr>
-        <w:t>[</w:t>
+          <w:vanish/>
+          <w:specVanish/>
+        </w:rPr>
         <w:footnoteReference w:id="0"/>
-        <w:t>]</w:t>
-      </w:r>
-      <w:r>
-        <w:rPr>
-          <w:rFonts w:hint="eastAsia" w:ascii="仿宋" w:hAnsi="仿宋" w:eastAsia="仿宋" w:cs="仿宋"/>
-          <w:sz w:val="36"/>
-          <w:szCs w:val="36"/>
-          <w:vertAlign w:val="superscript"/>
-          <w:lang w:val="en-US" w:eastAsia="zh-CN"/>
-        </w:rPr>
-        <w:t>]</w:t>
       </w:r>
     </w:p>
     <w:p>
@@ -145,9 +128,16 @@
           <w:rStyle w:val="FootnoteReference"/>
           <w:vertAlign w:val="superscript"/>
         </w:rPr>
-        <w:t>[</w:t>
+        <w:t>[2]</w:t>
+      </w:r>
+      <w:r>
+        <w:rPr>
+          <w:rStyle w:val="FootnoteReference"/>
+          <w:vertAlign w:val="superscript"/>
+          <w:vanish/>
+          <w:specVanish/>
+        </w:rPr>
         <w:footnoteReference w:id="4"/>
-        <w:t>]</w:t>
       </w:r>
       <w:r>
         <w:rPr>
@@ -346,13 +336,39 @@
       </w:pPr>
       <w:r>
         <w:rPr>
+          <w:rStyle w:val="FootnoteReference"/>
+        </w:rPr>
+        <w:t>[1]</w:t>
+      </w:r>
+      <w:r>
+        <w:rPr>
+          <w:rFonts w:hint="eastAsia" w:asciiTheme="minorEastAsia" w:hAnsiTheme="minorEastAsia" w:cstheme="minorBidi"/>
+          <w:kern w:val="2"/>
+          <w:sz w:val="21"/>
+          <w:szCs w:val="21"/>
+          <w:lang w:val="en-US" w:eastAsia="zh-CN" w:bidi="ar-SA"/>
+        </w:rPr>
+        <w:t>关于本文的真实性及时间还存在争议，《</w:t>
+      </w:r>
+      <w:r>
+        <w:rPr>
           <w:rFonts w:hint="eastAsia" w:asciiTheme="minorEastAsia" w:hAnsiTheme="minorEastAsia" w:eastAsiaTheme="minorEastAsia" w:cstheme="minorBidi"/>
           <w:kern w:val="2"/>
           <w:sz w:val="21"/>
           <w:szCs w:val="21"/>
           <w:lang w:val="en-US" w:eastAsia="zh-CN" w:bidi="ar-SA"/>
         </w:rPr>
-        <w:t>[</w:t>
+        <w:t>毛泽东年谱</w:t>
+      </w:r>
+      <w:r>
+        <w:rPr>
+          <w:rFonts w:hint="eastAsia" w:asciiTheme="minorEastAsia" w:hAnsiTheme="minorEastAsia" w:cstheme="minorBidi"/>
+          <w:kern w:val="2"/>
+          <w:sz w:val="21"/>
+          <w:szCs w:val="21"/>
+          <w:lang w:val="en-US" w:eastAsia="zh-CN" w:bidi="ar-SA"/>
+        </w:rPr>
+        <w:t>》中并未记载。</w:t>
       </w:r>
       <w:r>
         <w:rPr>
@@ -362,17 +378,7 @@
           <w:szCs w:val="21"/>
           <w:lang w:val="en-US" w:eastAsia="zh-CN" w:bidi="ar-SA"/>
         </w:rPr>
-        <w:footnoteRef/>
-      </w:r>
-      <w:r>
-        <w:rPr>
-          <w:rFonts w:hint="eastAsia" w:asciiTheme="minorEastAsia" w:hAnsiTheme="minorEastAsia" w:eastAsiaTheme="minorEastAsia" w:cstheme="minorBidi"/>
-          <w:kern w:val="2"/>
-          <w:sz w:val="21"/>
-          <w:szCs w:val="21"/>
-          <w:lang w:val="en-US" w:eastAsia="zh-CN" w:bidi="ar-SA"/>
-        </w:rPr>
-        <w:t>]</w:t>
+        <w:t>本文是根据</w:t>
       </w:r>
       <w:r>
         <w:rPr>
@@ -382,46 +388,6 @@
           <w:szCs w:val="21"/>
           <w:lang w:val="en-US" w:eastAsia="zh-CN" w:bidi="ar-SA"/>
         </w:rPr>
-        <w:t>关于本文的真实性及时间还存在争议，《</w:t>
-      </w:r>
-      <w:r>
-        <w:rPr>
-          <w:rFonts w:hint="eastAsia" w:asciiTheme="minorEastAsia" w:hAnsiTheme="minorEastAsia" w:eastAsiaTheme="minorEastAsia" w:cstheme="minorBidi"/>
-          <w:kern w:val="2"/>
-          <w:sz w:val="21"/>
-          <w:szCs w:val="21"/>
-          <w:lang w:val="en-US" w:eastAsia="zh-CN" w:bidi="ar-SA"/>
-        </w:rPr>
-        <w:t>毛泽东年谱</w:t>
-      </w:r>
-      <w:r>
-        <w:rPr>
-          <w:rFonts w:hint="eastAsia" w:asciiTheme="minorEastAsia" w:hAnsiTheme="minorEastAsia" w:cstheme="minorBidi"/>
-          <w:kern w:val="2"/>
-          <w:sz w:val="21"/>
-          <w:szCs w:val="21"/>
-          <w:lang w:val="en-US" w:eastAsia="zh-CN" w:bidi="ar-SA"/>
-        </w:rPr>
-        <w:t>》中并未记载。</w:t>
-      </w:r>
-      <w:r>
-        <w:rPr>
-          <w:rFonts w:hint="eastAsia" w:asciiTheme="minorEastAsia" w:hAnsiTheme="minorEastAsia" w:eastAsiaTheme="minorEastAsia" w:cstheme="minorBidi"/>
-          <w:kern w:val="2"/>
-          <w:sz w:val="21"/>
-          <w:szCs w:val="21"/>
-          <w:lang w:val="en-US" w:eastAsia="zh-CN" w:bidi="ar-SA"/>
-        </w:rPr>
-        <w:t>本文是根据</w:t>
-      </w:r>
-      <w:r>
-        <w:rPr>
-          <w:rFonts w:hint="eastAsia" w:asciiTheme="minorEastAsia" w:hAnsiTheme="minorEastAsia" w:cstheme="minorBidi"/>
-          <w:kern w:val="2"/>
-          <w:sz w:val="21"/>
-          <w:szCs w:val="21"/>
-          <w:lang w:val="en-US" w:eastAsia="zh-CN" w:bidi="ar-SA"/>
-        </w:rPr>
         <w:t>东方直心同志编著的《毛泽东大传》（2021年终极版）第六卷，第2096页记载内容编辑而成。标题为编者所加。6月13日，政务院发出了关于结束“五反”运动几个问题的指示。指示要求说：“对于工商户处理的原则是：斗争从严，处理从宽；应当严者严之，应当宽者宽之。为了更好地结束这一运动，达到消灭‘五毒’、改造工商业者和在消灭‘五毒’之后顺利发展生产，必须反对两种倾向：一种是虎头蛇尾，草率结束；一种是不肯将计算较高的工商户违法所得的数目合理地降下来，即不愿意根据实际违法情况，认真核实，正确定案。”荣毅仁是上海最大的民族工商户，在“五反”中也发现了一些问题。根据党对民族资产阶级又团结又斗争的政策，受中央委派到上海领导“五反”运动的薄一波和上海市长陈毅认为，把他定为基本守法户好。他们将此意见报告给了周恩来总理，周恩来又转报给毛主席。毛主席说：“何必那么小气！再大方一点，划成完全守法户。”荣毅仁这个“标兵”一树，在上海和全国各大城市都产生了积极影响，安定了人心。</w:t>
       </w:r>
     </w:p>
@@ -439,13 +405,9 @@
       </w:pPr>
       <w:r>
         <w:rPr>
-          <w:rFonts w:asciiTheme="minorEastAsia" w:hAnsiTheme="minorEastAsia" w:eastAsiaTheme="minorEastAsia" w:cstheme="minorBidi"/>
-          <w:kern w:val="2"/>
-          <w:sz w:val="21"/>
-          <w:szCs w:val="21"/>
-          <w:lang w:val="en-US" w:eastAsia="zh-CN" w:bidi="ar-SA"/>
-        </w:rPr>
-        <w:footnoteRef/>
+          <w:rStyle w:val="FootnoteReference"/>
+        </w:rPr>
+        <w:t>[2]</w:t>
       </w:r>
       <w:r>
         <w:rPr>
